--- a/manuscript/jbi/submission_package/JBI_title_page.docx
+++ b/manuscript/jbi/submission_package/JBI_title_page.docx
@@ -209,7 +209,7 @@
         <w:spacing w:after="40"/>
       </w:pPr>
       <w:r>
-        <w:t>Abstract: 296 words</w:t>
+        <w:t>Abstract: 247 words</w:t>
       </w:r>
     </w:p>
     <w:p>
@@ -218,7 +218,7 @@
         <w:spacing w:after="40"/>
       </w:pPr>
       <w:r>
-        <w:t>Main text (Introduction through Conclusion): 3531 words</w:t>
+        <w:t>Main text (Introduction through Conclusion): 4033 words</w:t>
       </w:r>
     </w:p>
     <w:p>

--- a/manuscript/jbi/submission_package/JBI_title_page.docx
+++ b/manuscript/jbi/submission_package/JBI_title_page.docx
@@ -209,7 +209,7 @@
         <w:spacing w:after="40"/>
       </w:pPr>
       <w:r>
-        <w:t>Abstract: 247 words</w:t>
+        <w:t>Abstract: 243 words</w:t>
       </w:r>
     </w:p>
     <w:p>
@@ -218,7 +218,7 @@
         <w:spacing w:after="40"/>
       </w:pPr>
       <w:r>
-        <w:t>Main text (Introduction through Conclusion): 4033 words</w:t>
+        <w:t>Main text (Introduction through Conclusion): 4134 words</w:t>
       </w:r>
     </w:p>
     <w:p>
@@ -236,7 +236,7 @@
         <w:spacing w:after="40"/>
       </w:pPr>
       <w:r>
-        <w:t>Main tables: 3</w:t>
+        <w:t>Word tables: 3 (Statement of Significance and numbered Tables 1–2)</w:t>
       </w:r>
     </w:p>
     <w:p>
@@ -297,20 +297,6 @@
     <w:p>
       <w:r>
         <w:t>The authors declare that they have no known competing financial interests or personal relationships that could have appeared to influence the work reported in this paper.</w:t>
-      </w:r>
-    </w:p>
-    <w:p>
-      <w:pPr>
-        <w:pStyle w:val="Heading1"/>
-        <w:keepNext/>
-      </w:pPr>
-      <w:r>
-        <w:t>Acknowledgments</w:t>
-      </w:r>
-    </w:p>
-    <w:p>
-      <w:r>
-        <w:t>None.</w:t>
       </w:r>
     </w:p>
     <w:sectPr>
